--- a/ALL_FILES/module-06-metabolism-practice-quiz.docx
+++ b/ALL_FILES/module-06-metabolism-practice-quiz.docx
@@ -24,9 +24,6 @@
       </w:r>
       <w:r>
         <w:t>What is the main role of ATP in a cell?</w:t>
-      </w:r>
-      <w:r>
-        <w:br/>
       </w:r>
       <w:r>
         <w:br/>
@@ -104,9 +101,6 @@
         <w:br/>
       </w:r>
       <w:r>
-        <w:br/>
-      </w:r>
-      <w:r>
         <w:t>A. By lowering the activation energy needed to start it</w:t>
       </w:r>
     </w:p>
@@ -179,9 +173,6 @@
         <w:br/>
       </w:r>
       <w:r>
-        <w:br/>
-      </w:r>
-      <w:r>
         <w:t>A. all substrates suddenly disappear</w:t>
       </w:r>
     </w:p>
@@ -249,9 +240,6 @@
       </w:r>
       <w:r>
         <w:t>How are photosynthesis and cellular respiration related?</w:t>
-      </w:r>
-      <w:r>
-        <w:br/>
       </w:r>
       <w:r>
         <w:br/>

--- a/ALL_FILES/module-06-metabolism-practice-quiz.docx
+++ b/ALL_FILES/module-06-metabolism-practice-quiz.docx
@@ -16,288 +16,336 @@
       </w:r>
     </w:p>
     <w:p>
+      <w:pPr>
+        <w:keepNext/>
+        <w:keepLines/>
+      </w:pPr>
       <w:r>
-        <w:t xml:space="preserve">• </w:t>
-      </w:r>
-      <w:r>
-        <w:br/>
+        <w:t xml:space="preserve">1. </w:t>
       </w:r>
       <w:r>
         <w:t>What is the main role of ATP in a cell?</w:t>
       </w:r>
+    </w:p>
+    <w:p>
+      <w:pPr>
+        <w:keepNext/>
+        <w:keepLines/>
+      </w:pPr>
       <w:r>
-        <w:br/>
+        <w:t xml:space="preserve">• </w:t>
       </w:r>
       <w:r>
         <w:t>A. To store long-term genetic information</w:t>
       </w:r>
     </w:p>
     <w:p>
+      <w:pPr>
+        <w:keepNext/>
+        <w:keepLines/>
+      </w:pPr>
       <w:r>
         <w:t xml:space="preserve">• </w:t>
-      </w:r>
-      <w:r>
-        <w:br/>
       </w:r>
       <w:r>
         <w:t>B. To carry and deliver usable energy for cellular work</w:t>
       </w:r>
     </w:p>
     <w:p>
+      <w:pPr>
+        <w:keepNext/>
+        <w:keepLines/>
+      </w:pPr>
       <w:r>
         <w:t xml:space="preserve">• </w:t>
-      </w:r>
-      <w:r>
-        <w:br/>
       </w:r>
       <w:r>
         <w:t>C. To act as a structural membrane</w:t>
       </w:r>
     </w:p>
     <w:p>
+      <w:pPr>
+        <w:keepNext/>
+        <w:keepLines/>
+      </w:pPr>
       <w:r>
         <w:t xml:space="preserve">• </w:t>
-      </w:r>
-      <w:r>
-        <w:br/>
       </w:r>
       <w:r>
         <w:t>D. To speed up reactions as an enzyme</w:t>
       </w:r>
     </w:p>
     <w:p>
+      <w:pPr>
+        <w:keepNext/>
+        <w:keepLines/>
+      </w:pPr>
       <w:r>
         <w:t xml:space="preserve">• </w:t>
-      </w:r>
-      <w:r>
-        <w:br/>
       </w:r>
       <w:r>
         <w:t>Answer: B</w:t>
       </w:r>
     </w:p>
     <w:p>
+      <w:pPr>
+        <w:keepNext w:val="0"/>
+        <w:keepLines/>
+      </w:pPr>
       <w:r>
         <w:t xml:space="preserve">• </w:t>
-      </w:r>
-      <w:r>
-        <w:br/>
       </w:r>
       <w:r>
         <w:t>Why: ATP is the cell's energy currency: it couples energy-releasing reactions to energy-requiring ones.</w:t>
       </w:r>
     </w:p>
     <w:p>
+      <w:pPr>
+        <w:keepNext/>
+        <w:keepLines/>
+      </w:pPr>
       <w:r>
-        <w:t xml:space="preserve">• </w:t>
-      </w:r>
-      <w:r>
-        <w:br/>
+        <w:t xml:space="preserve">2. </w:t>
       </w:r>
       <w:r>
         <w:t>How does an enzyme speed up a chemical reaction?</w:t>
       </w:r>
+    </w:p>
+    <w:p>
+      <w:pPr>
+        <w:keepNext/>
+        <w:keepLines/>
+      </w:pPr>
       <w:r>
-        <w:br/>
+        <w:t xml:space="preserve">• </w:t>
       </w:r>
       <w:r>
         <w:t>A. By lowering the activation energy needed to start it</w:t>
       </w:r>
     </w:p>
     <w:p>
+      <w:pPr>
+        <w:keepNext/>
+        <w:keepLines/>
+      </w:pPr>
       <w:r>
         <w:t xml:space="preserve">• </w:t>
-      </w:r>
-      <w:r>
-        <w:br/>
       </w:r>
       <w:r>
         <w:t>B. By adding heat to the whole cell</w:t>
       </w:r>
     </w:p>
     <w:p>
+      <w:pPr>
+        <w:keepNext/>
+        <w:keepLines/>
+      </w:pPr>
       <w:r>
         <w:t xml:space="preserve">• </w:t>
-      </w:r>
-      <w:r>
-        <w:br/>
       </w:r>
       <w:r>
         <w:t>C. By becoming a permanent part of the product</w:t>
       </w:r>
     </w:p>
     <w:p>
+      <w:pPr>
+        <w:keepNext/>
+        <w:keepLines/>
+      </w:pPr>
       <w:r>
         <w:t xml:space="preserve">• </w:t>
-      </w:r>
-      <w:r>
-        <w:br/>
       </w:r>
       <w:r>
         <w:t>D. By raising the activation energy</w:t>
       </w:r>
     </w:p>
     <w:p>
+      <w:pPr>
+        <w:keepNext/>
+        <w:keepLines/>
+      </w:pPr>
       <w:r>
         <w:t xml:space="preserve">• </w:t>
-      </w:r>
-      <w:r>
-        <w:br/>
       </w:r>
       <w:r>
         <w:t>Answer: A</w:t>
       </w:r>
     </w:p>
     <w:p>
+      <w:pPr>
+        <w:keepNext w:val="0"/>
+        <w:keepLines/>
+      </w:pPr>
       <w:r>
         <w:t xml:space="preserve">• </w:t>
-      </w:r>
-      <w:r>
-        <w:br/>
       </w:r>
       <w:r>
         <w:t>Why: Enzymes lower activation energy. They are catalysts and are not used up in the reaction.</w:t>
       </w:r>
     </w:p>
     <w:p>
+      <w:pPr>
+        <w:keepNext/>
+        <w:keepLines/>
+      </w:pPr>
       <w:r>
-        <w:t xml:space="preserve">• </w:t>
-      </w:r>
-      <w:r>
-        <w:br/>
+        <w:t xml:space="preserve">3. </w:t>
       </w:r>
       <w:r>
         <w:t>Raising temperature far above normal can stop an enzyme from working because:</w:t>
       </w:r>
+    </w:p>
+    <w:p>
+      <w:pPr>
+        <w:keepNext/>
+        <w:keepLines/>
+      </w:pPr>
       <w:r>
-        <w:br/>
+        <w:t xml:space="preserve">• </w:t>
       </w:r>
       <w:r>
         <w:t>A. all substrates suddenly disappear</w:t>
       </w:r>
     </w:p>
     <w:p>
+      <w:pPr>
+        <w:keepNext/>
+        <w:keepLines/>
+      </w:pPr>
       <w:r>
         <w:t xml:space="preserve">• </w:t>
-      </w:r>
-      <w:r>
-        <w:br/>
       </w:r>
       <w:r>
         <w:t>B. ATP levels increase</w:t>
       </w:r>
     </w:p>
     <w:p>
+      <w:pPr>
+        <w:keepNext/>
+        <w:keepLines/>
+      </w:pPr>
       <w:r>
         <w:t xml:space="preserve">• </w:t>
-      </w:r>
-      <w:r>
-        <w:br/>
       </w:r>
       <w:r>
         <w:t>C. the reaction runs backward forever</w:t>
       </w:r>
     </w:p>
     <w:p>
+      <w:pPr>
+        <w:keepNext/>
+        <w:keepLines/>
+      </w:pPr>
       <w:r>
         <w:t xml:space="preserve">• </w:t>
-      </w:r>
-      <w:r>
-        <w:br/>
       </w:r>
       <w:r>
         <w:t>D. the enzyme denatures and loses its active-site shape</w:t>
       </w:r>
     </w:p>
     <w:p>
+      <w:pPr>
+        <w:keepNext/>
+        <w:keepLines/>
+      </w:pPr>
       <w:r>
         <w:t xml:space="preserve">• </w:t>
-      </w:r>
-      <w:r>
-        <w:br/>
       </w:r>
       <w:r>
         <w:t>Answer: D</w:t>
       </w:r>
     </w:p>
     <w:p>
+      <w:pPr>
+        <w:keepNext w:val="0"/>
+        <w:keepLines/>
+      </w:pPr>
       <w:r>
         <w:t xml:space="preserve">• </w:t>
-      </w:r>
-      <w:r>
-        <w:br/>
       </w:r>
       <w:r>
         <w:t>Why: Excess heat denatures the enzyme. Without its shape, the substrate no longer fits the active site.</w:t>
       </w:r>
     </w:p>
     <w:p>
+      <w:pPr>
+        <w:keepNext/>
+        <w:keepLines/>
+      </w:pPr>
       <w:r>
-        <w:t xml:space="preserve">• </w:t>
-      </w:r>
-      <w:r>
-        <w:br/>
+        <w:t xml:space="preserve">4. </w:t>
       </w:r>
       <w:r>
         <w:t>How are photosynthesis and cellular respiration related?</w:t>
       </w:r>
+    </w:p>
+    <w:p>
+      <w:pPr>
+        <w:keepNext/>
+        <w:keepLines/>
+      </w:pPr>
       <w:r>
-        <w:br/>
+        <w:t xml:space="preserve">• </w:t>
       </w:r>
       <w:r>
         <w:t>A. They are exactly the same reaction.</w:t>
       </w:r>
     </w:p>
     <w:p>
+      <w:pPr>
+        <w:keepNext/>
+        <w:keepLines/>
+      </w:pPr>
       <w:r>
         <w:t xml:space="preserve">• </w:t>
-      </w:r>
-      <w:r>
-        <w:br/>
       </w:r>
       <w:r>
         <w:t>B. Neither one uses energy.</w:t>
       </w:r>
     </w:p>
     <w:p>
+      <w:pPr>
+        <w:keepNext/>
+        <w:keepLines/>
+      </w:pPr>
       <w:r>
         <w:t xml:space="preserve">• </w:t>
-      </w:r>
-      <w:r>
-        <w:br/>
       </w:r>
       <w:r>
         <w:t>C. Photosynthesis stores energy in sugars, and respiration releases it.</w:t>
       </w:r>
     </w:p>
     <w:p>
+      <w:pPr>
+        <w:keepNext/>
+        <w:keepLines/>
+      </w:pPr>
       <w:r>
         <w:t xml:space="preserve">• </w:t>
-      </w:r>
-      <w:r>
-        <w:br/>
       </w:r>
       <w:r>
         <w:t>D. Both occur only in the dark.</w:t>
       </w:r>
     </w:p>
     <w:p>
+      <w:pPr>
+        <w:keepNext/>
+        <w:keepLines/>
+      </w:pPr>
       <w:r>
         <w:t xml:space="preserve">• </w:t>
-      </w:r>
-      <w:r>
-        <w:br/>
       </w:r>
       <w:r>
         <w:t>Answer: C</w:t>
       </w:r>
     </w:p>
     <w:p>
+      <w:pPr>
+        <w:keepNext w:val="0"/>
+        <w:keepLines/>
+      </w:pPr>
       <w:r>
         <w:t xml:space="preserve">• </w:t>
-      </w:r>
-      <w:r>
-        <w:br/>
       </w:r>
       <w:r>
         <w:t>Why: Photosynthesis builds sugars using light energy, and respiration harvests that stored energy. The two processes are complementary.</w:t>
@@ -739,7 +787,7 @@
       <w:rFonts w:asciiTheme="majorHAnsi" w:eastAsiaTheme="majorEastAsia" w:hAnsiTheme="majorHAnsi" w:cstheme="majorBidi"/>
       <w:b/>
       <w:bCs/>
-      <w:color w:val="365F91" w:themeColor="accent1" w:themeShade="BF"/>
+      <w:color w:val="000000"/>
       <w:sz w:val="28"/>
       <w:szCs w:val="28"/>
     </w:rPr>
@@ -763,7 +811,7 @@
       <w:rFonts w:asciiTheme="majorHAnsi" w:eastAsiaTheme="majorEastAsia" w:hAnsiTheme="majorHAnsi" w:cstheme="majorBidi"/>
       <w:b/>
       <w:bCs/>
-      <w:color w:val="4F81BD" w:themeColor="accent1"/>
+      <w:color w:val="000000"/>
       <w:sz w:val="26"/>
       <w:szCs w:val="26"/>
     </w:rPr>
@@ -787,7 +835,7 @@
       <w:rFonts w:asciiTheme="majorHAnsi" w:eastAsiaTheme="majorEastAsia" w:hAnsiTheme="majorHAnsi" w:cstheme="majorBidi"/>
       <w:b/>
       <w:bCs/>
-      <w:color w:val="4F81BD" w:themeColor="accent1"/>
+      <w:color w:val="000000"/>
     </w:rPr>
   </w:style>
   <w:style w:type="paragraph" w:styleId="Heading4">
@@ -812,7 +860,7 @@
       <w:bCs/>
       <w:i/>
       <w:iCs/>
-      <w:color w:val="4F81BD" w:themeColor="accent1"/>
+      <w:color w:val="000000"/>
     </w:rPr>
   </w:style>
   <w:style w:type="paragraph" w:styleId="Heading5">
@@ -833,7 +881,7 @@
     </w:pPr>
     <w:rPr>
       <w:rFonts w:asciiTheme="majorHAnsi" w:eastAsiaTheme="majorEastAsia" w:hAnsiTheme="majorHAnsi" w:cstheme="majorBidi"/>
-      <w:color w:val="243F60" w:themeColor="accent1" w:themeShade="7F"/>
+      <w:color w:val="000000"/>
     </w:rPr>
   </w:style>
   <w:style w:type="paragraph" w:styleId="Heading6">
@@ -856,7 +904,7 @@
       <w:rFonts w:asciiTheme="majorHAnsi" w:eastAsiaTheme="majorEastAsia" w:hAnsiTheme="majorHAnsi" w:cstheme="majorBidi"/>
       <w:i/>
       <w:iCs/>
-      <w:color w:val="243F60" w:themeColor="accent1" w:themeShade="7F"/>
+      <w:color w:val="000000"/>
     </w:rPr>
   </w:style>
   <w:style w:type="paragraph" w:styleId="Heading7">
@@ -1026,7 +1074,7 @@
     </w:pPr>
     <w:rPr>
       <w:rFonts w:asciiTheme="majorHAnsi" w:eastAsiaTheme="majorEastAsia" w:hAnsiTheme="majorHAnsi" w:cstheme="majorBidi"/>
-      <w:color w:val="17365D" w:themeColor="text2" w:themeShade="BF"/>
+      <w:color w:val="000000"/>
       <w:spacing w:val="5"/>
       <w:kern w:val="28"/>
       <w:sz w:val="52"/>
@@ -1065,7 +1113,7 @@
       <w:rFonts w:asciiTheme="majorHAnsi" w:eastAsiaTheme="majorEastAsia" w:hAnsiTheme="majorHAnsi" w:cstheme="majorBidi"/>
       <w:i/>
       <w:iCs/>
-      <w:color w:val="4F81BD" w:themeColor="accent1"/>
+      <w:color w:val="000000"/>
       <w:spacing w:val="15"/>
       <w:sz w:val="24"/>
       <w:szCs w:val="24"/>
